--- a/apps/legal-docs-blueprints/templates/inversiones_Sociedad/cesion_creditos/cestion_creditos_hombre.docx
+++ b/apps/legal-docs-blueprints/templates/inversiones_Sociedad/cesion_creditos/cestion_creditos_hombre.docx
@@ -100,7 +100,15 @@
           </w:r>
           <w:r>
             <w:rPr/>
-            <w:t>{nombreCompleto}</w:t>
+            <w:t>{nombre</w:t>
+          </w:r>
+          <w:r>
+            <w:rPr/>
+            <w:t>SociedadInversionista</w:t>
+          </w:r>
+          <w:r>
+            <w:rPr/>
+            <w:t>}</w:t>
           </w:r>
         </w:sdtContent>
       </w:sdt>
@@ -2804,9 +2812,9 @@
                           <a:avLst/>
                           <a:gdLst>
                             <a:gd name="textAreaLeft" fmla="*/ 0 w 720"/>
-                            <a:gd name="textAreaRight" fmla="*/ 3240 w 720"/>
+                            <a:gd name="textAreaRight" fmla="*/ 4680 w 720"/>
                             <a:gd name="textAreaTop" fmla="*/ 0 h 7200"/>
-                            <a:gd name="textAreaBottom" fmla="*/ 8640 h 7200"/>
+                            <a:gd name="textAreaBottom" fmla="*/ 9000 h 7200"/>
                           </a:gdLst>
                           <a:ahLst/>
                           <a:cxnLst/>
@@ -3256,8 +3264,7 @@
         </w:rPr>
       </w:r>
       <w:bookmarkStart w:id="0" w:name="_heading=h.2b497i1unvea"/>
-      <w:bookmarkStart w:id="1" w:name="_heading=h.2b497i1unvea"/>
-      <w:bookmarkEnd w:id="1"/>
+      <w:bookmarkEnd w:id="0"/>
     </w:p>
     <w:sectPr>
       <w:type w:val="nextPage"/>
@@ -3696,8 +3703,8 @@
     <w:qFormat/>
     <w:rPr/>
   </w:style>
-  <w:style w:type="character" w:styleId="Bolosuser">
-    <w:name w:val="Bolos (user)"/>
+  <w:style w:type="character" w:styleId="Bolos">
+    <w:name w:val="Bolos"/>
     <w:qFormat/>
     <w:rPr>
       <w:rFonts w:ascii="OpenSymbol" w:hAnsi="OpenSymbol" w:eastAsia="OpenSymbol" w:cs="OpenSymbol"/>
@@ -3867,8 +3874,8 @@
       <w:szCs w:val="48"/>
     </w:rPr>
   </w:style>
-  <w:style w:type="numbering" w:styleId="Ningunalistauser" w:default="1">
-    <w:name w:val="Ninguna lista (user)"/>
+  <w:style w:type="numbering" w:styleId="Ningunalista" w:default="1">
+    <w:name w:val="Ninguna lista"/>
     <w:uiPriority w:val="99"/>
     <w:semiHidden/>
     <w:unhideWhenUsed/>

--- a/apps/legal-docs-blueprints/templates/inversiones_Sociedad/cesion_creditos/cestion_creditos_hombre.docx
+++ b/apps/legal-docs-blueprints/templates/inversiones_Sociedad/cesion_creditos/cestion_creditos_hombre.docx
@@ -100,15 +100,7 @@
           </w:r>
           <w:r>
             <w:rPr/>
-            <w:t>{nombre</w:t>
-          </w:r>
-          <w:r>
-            <w:rPr/>
-            <w:t>SociedadInversionista</w:t>
-          </w:r>
-          <w:r>
-            <w:rPr/>
-            <w:t>}</w:t>
+            <w:t>{nombreSociedadInversionista}</w:t>
           </w:r>
         </w:sdtContent>
       </w:sdt>
@@ -762,7 +754,973 @@
           <w:shd w:fill="auto" w:val="clear"/>
           <w:vertAlign w:val="baseline"/>
         </w:rPr>
-        <w:t>, {profesion}, de este domicilio (en adelante el "Cesionario").</w:t>
+        <w:t xml:space="preserve">, {profesion}, de este domicilio, actúo en representación de la entidad denominada </w:t>
+      </w:r>
+      <w:r>
+        <w:rPr>
+          <w:rFonts w:eastAsia="Arial" w:cs="Arial"/>
+          <w:b/>
+          <w:bCs/>
+          <w:i w:val="false"/>
+          <w:iCs w:val="false"/>
+          <w:caps w:val="false"/>
+          <w:smallCaps w:val="false"/>
+          <w:strike w:val="false"/>
+          <w:dstrike w:val="false"/>
+          <w:color w:val="000000"/>
+          <w:position w:val="0"/>
+          <w:sz w:val="20"/>
+          <w:szCs w:val="20"/>
+          <w:u w:val="none"/>
+          <w:shd w:fill="auto" w:val="clear"/>
+          <w:vertAlign w:val="baseline"/>
+        </w:rPr>
+        <w:t>{</w:t>
+      </w:r>
+      <w:r>
+        <w:rPr>
+          <w:rFonts w:eastAsia="Arial" w:cs="Arial"/>
+          <w:b/>
+          <w:bCs/>
+          <w:i w:val="false"/>
+          <w:iCs w:val="false"/>
+          <w:caps w:val="false"/>
+          <w:smallCaps w:val="false"/>
+          <w:strike w:val="false"/>
+          <w:dstrike w:val="false"/>
+          <w:color w:val="000000"/>
+          <w:position w:val="0"/>
+          <w:sz w:val="20"/>
+          <w:szCs w:val="20"/>
+          <w:u w:val="none"/>
+          <w:shd w:fill="auto" w:val="clear"/>
+          <w:vertAlign w:val="baseline"/>
+        </w:rPr>
+        <w:t>n</w:t>
+      </w:r>
+      <w:r>
+        <w:rPr>
+          <w:rFonts w:eastAsia="Arial" w:cs="Arial"/>
+          <w:b/>
+          <w:bCs/>
+          <w:i w:val="false"/>
+          <w:iCs w:val="false"/>
+          <w:caps w:val="false"/>
+          <w:smallCaps w:val="false"/>
+          <w:strike w:val="false"/>
+          <w:dstrike w:val="false"/>
+          <w:color w:val="000000"/>
+          <w:position w:val="0"/>
+          <w:sz w:val="20"/>
+          <w:szCs w:val="20"/>
+          <w:u w:val="none"/>
+          <w:shd w:fill="auto" w:val="clear"/>
+          <w:vertAlign w:val="baseline"/>
+        </w:rPr>
+        <w:t>o</w:t>
+      </w:r>
+      <w:r>
+        <w:rPr>
+          <w:rFonts w:eastAsia="Arial" w:cs="Arial"/>
+          <w:b/>
+          <w:bCs/>
+          <w:i w:val="false"/>
+          <w:iCs w:val="false"/>
+          <w:caps w:val="false"/>
+          <w:smallCaps w:val="false"/>
+          <w:strike w:val="false"/>
+          <w:dstrike w:val="false"/>
+          <w:color w:val="000000"/>
+          <w:position w:val="0"/>
+          <w:sz w:val="20"/>
+          <w:szCs w:val="20"/>
+          <w:u w:val="none"/>
+          <w:shd w:fill="auto" w:val="clear"/>
+          <w:vertAlign w:val="baseline"/>
+        </w:rPr>
+        <w:t>m</w:t>
+      </w:r>
+      <w:r>
+        <w:rPr>
+          <w:rFonts w:eastAsia="Arial" w:cs="Arial"/>
+          <w:b/>
+          <w:bCs/>
+          <w:i w:val="false"/>
+          <w:iCs w:val="false"/>
+          <w:caps w:val="false"/>
+          <w:smallCaps w:val="false"/>
+          <w:strike w:val="false"/>
+          <w:dstrike w:val="false"/>
+          <w:color w:val="000000"/>
+          <w:position w:val="0"/>
+          <w:sz w:val="20"/>
+          <w:szCs w:val="20"/>
+          <w:u w:val="none"/>
+          <w:shd w:fill="auto" w:val="clear"/>
+          <w:vertAlign w:val="baseline"/>
+        </w:rPr>
+        <w:t>b</w:t>
+      </w:r>
+      <w:r>
+        <w:rPr>
+          <w:rFonts w:eastAsia="Arial" w:cs="Arial"/>
+          <w:b/>
+          <w:bCs/>
+          <w:i w:val="false"/>
+          <w:iCs w:val="false"/>
+          <w:caps w:val="false"/>
+          <w:smallCaps w:val="false"/>
+          <w:strike w:val="false"/>
+          <w:dstrike w:val="false"/>
+          <w:color w:val="000000"/>
+          <w:position w:val="0"/>
+          <w:sz w:val="20"/>
+          <w:szCs w:val="20"/>
+          <w:u w:val="none"/>
+          <w:shd w:fill="auto" w:val="clear"/>
+          <w:vertAlign w:val="baseline"/>
+        </w:rPr>
+        <w:t>r</w:t>
+      </w:r>
+      <w:r>
+        <w:rPr>
+          <w:rFonts w:eastAsia="Arial" w:cs="Arial"/>
+          <w:b/>
+          <w:bCs/>
+          <w:i w:val="false"/>
+          <w:iCs w:val="false"/>
+          <w:caps w:val="false"/>
+          <w:smallCaps w:val="false"/>
+          <w:strike w:val="false"/>
+          <w:dstrike w:val="false"/>
+          <w:color w:val="000000"/>
+          <w:position w:val="0"/>
+          <w:sz w:val="20"/>
+          <w:szCs w:val="20"/>
+          <w:u w:val="none"/>
+          <w:shd w:fill="auto" w:val="clear"/>
+          <w:vertAlign w:val="baseline"/>
+        </w:rPr>
+        <w:t>e</w:t>
+      </w:r>
+      <w:r>
+        <w:rPr>
+          <w:rFonts w:eastAsia="Arial" w:cs="Arial"/>
+          <w:b/>
+          <w:bCs/>
+          <w:i w:val="false"/>
+          <w:iCs w:val="false"/>
+          <w:caps w:val="false"/>
+          <w:smallCaps w:val="false"/>
+          <w:strike w:val="false"/>
+          <w:dstrike w:val="false"/>
+          <w:color w:val="000000"/>
+          <w:position w:val="0"/>
+          <w:sz w:val="20"/>
+          <w:szCs w:val="20"/>
+          <w:u w:val="none"/>
+          <w:shd w:fill="auto" w:val="clear"/>
+          <w:vertAlign w:val="baseline"/>
+        </w:rPr>
+        <w:t>S</w:t>
+      </w:r>
+      <w:r>
+        <w:rPr>
+          <w:rFonts w:eastAsia="Arial" w:cs="Arial"/>
+          <w:b/>
+          <w:bCs/>
+          <w:i w:val="false"/>
+          <w:iCs w:val="false"/>
+          <w:caps w:val="false"/>
+          <w:smallCaps w:val="false"/>
+          <w:strike w:val="false"/>
+          <w:dstrike w:val="false"/>
+          <w:color w:val="000000"/>
+          <w:position w:val="0"/>
+          <w:sz w:val="20"/>
+          <w:szCs w:val="20"/>
+          <w:u w:val="none"/>
+          <w:shd w:fill="auto" w:val="clear"/>
+          <w:vertAlign w:val="baseline"/>
+        </w:rPr>
+        <w:t>o</w:t>
+      </w:r>
+      <w:r>
+        <w:rPr>
+          <w:rFonts w:eastAsia="Arial" w:cs="Arial"/>
+          <w:b/>
+          <w:bCs/>
+          <w:i w:val="false"/>
+          <w:iCs w:val="false"/>
+          <w:caps w:val="false"/>
+          <w:smallCaps w:val="false"/>
+          <w:strike w:val="false"/>
+          <w:dstrike w:val="false"/>
+          <w:color w:val="000000"/>
+          <w:position w:val="0"/>
+          <w:sz w:val="20"/>
+          <w:szCs w:val="20"/>
+          <w:u w:val="none"/>
+          <w:shd w:fill="auto" w:val="clear"/>
+          <w:vertAlign w:val="baseline"/>
+        </w:rPr>
+        <w:t>c</w:t>
+      </w:r>
+      <w:r>
+        <w:rPr>
+          <w:rFonts w:eastAsia="Arial" w:cs="Arial"/>
+          <w:b/>
+          <w:bCs/>
+          <w:i w:val="false"/>
+          <w:iCs w:val="false"/>
+          <w:caps w:val="false"/>
+          <w:smallCaps w:val="false"/>
+          <w:strike w:val="false"/>
+          <w:dstrike w:val="false"/>
+          <w:color w:val="000000"/>
+          <w:position w:val="0"/>
+          <w:sz w:val="20"/>
+          <w:szCs w:val="20"/>
+          <w:u w:val="none"/>
+          <w:shd w:fill="auto" w:val="clear"/>
+          <w:vertAlign w:val="baseline"/>
+        </w:rPr>
+        <w:t>i</w:t>
+      </w:r>
+      <w:r>
+        <w:rPr>
+          <w:rFonts w:eastAsia="Arial" w:cs="Arial"/>
+          <w:b/>
+          <w:bCs/>
+          <w:i w:val="false"/>
+          <w:iCs w:val="false"/>
+          <w:caps w:val="false"/>
+          <w:smallCaps w:val="false"/>
+          <w:strike w:val="false"/>
+          <w:dstrike w:val="false"/>
+          <w:color w:val="000000"/>
+          <w:position w:val="0"/>
+          <w:sz w:val="20"/>
+          <w:szCs w:val="20"/>
+          <w:u w:val="none"/>
+          <w:shd w:fill="auto" w:val="clear"/>
+          <w:vertAlign w:val="baseline"/>
+        </w:rPr>
+        <w:t>e</w:t>
+      </w:r>
+      <w:r>
+        <w:rPr>
+          <w:rFonts w:eastAsia="Arial" w:cs="Arial"/>
+          <w:b/>
+          <w:bCs/>
+          <w:i w:val="false"/>
+          <w:iCs w:val="false"/>
+          <w:caps w:val="false"/>
+          <w:smallCaps w:val="false"/>
+          <w:strike w:val="false"/>
+          <w:dstrike w:val="false"/>
+          <w:color w:val="000000"/>
+          <w:position w:val="0"/>
+          <w:sz w:val="20"/>
+          <w:szCs w:val="20"/>
+          <w:u w:val="none"/>
+          <w:shd w:fill="auto" w:val="clear"/>
+          <w:vertAlign w:val="baseline"/>
+        </w:rPr>
+        <w:t>d</w:t>
+      </w:r>
+      <w:r>
+        <w:rPr>
+          <w:rFonts w:eastAsia="Arial" w:cs="Arial"/>
+          <w:b/>
+          <w:bCs/>
+          <w:i w:val="false"/>
+          <w:iCs w:val="false"/>
+          <w:caps w:val="false"/>
+          <w:smallCaps w:val="false"/>
+          <w:strike w:val="false"/>
+          <w:dstrike w:val="false"/>
+          <w:color w:val="000000"/>
+          <w:position w:val="0"/>
+          <w:sz w:val="20"/>
+          <w:szCs w:val="20"/>
+          <w:u w:val="none"/>
+          <w:shd w:fill="auto" w:val="clear"/>
+          <w:vertAlign w:val="baseline"/>
+        </w:rPr>
+        <w:t>a</w:t>
+      </w:r>
+      <w:r>
+        <w:rPr>
+          <w:rFonts w:eastAsia="Arial" w:cs="Arial"/>
+          <w:b/>
+          <w:bCs/>
+          <w:i w:val="false"/>
+          <w:iCs w:val="false"/>
+          <w:caps w:val="false"/>
+          <w:smallCaps w:val="false"/>
+          <w:strike w:val="false"/>
+          <w:dstrike w:val="false"/>
+          <w:color w:val="000000"/>
+          <w:position w:val="0"/>
+          <w:sz w:val="20"/>
+          <w:szCs w:val="20"/>
+          <w:u w:val="none"/>
+          <w:shd w:fill="auto" w:val="clear"/>
+          <w:vertAlign w:val="baseline"/>
+        </w:rPr>
+        <w:t>d</w:t>
+      </w:r>
+      <w:r>
+        <w:rPr>
+          <w:rFonts w:eastAsia="Arial" w:cs="Arial"/>
+          <w:b/>
+          <w:bCs/>
+          <w:i w:val="false"/>
+          <w:iCs w:val="false"/>
+          <w:caps w:val="false"/>
+          <w:smallCaps w:val="false"/>
+          <w:strike w:val="false"/>
+          <w:dstrike w:val="false"/>
+          <w:color w:val="000000"/>
+          <w:position w:val="0"/>
+          <w:sz w:val="20"/>
+          <w:szCs w:val="20"/>
+          <w:u w:val="none"/>
+          <w:shd w:fill="auto" w:val="clear"/>
+          <w:vertAlign w:val="baseline"/>
+        </w:rPr>
+        <w:t>I</w:t>
+      </w:r>
+      <w:r>
+        <w:rPr>
+          <w:rFonts w:eastAsia="Arial" w:cs="Arial"/>
+          <w:b/>
+          <w:bCs/>
+          <w:i w:val="false"/>
+          <w:iCs w:val="false"/>
+          <w:caps w:val="false"/>
+          <w:smallCaps w:val="false"/>
+          <w:strike w:val="false"/>
+          <w:dstrike w:val="false"/>
+          <w:color w:val="000000"/>
+          <w:position w:val="0"/>
+          <w:sz w:val="20"/>
+          <w:szCs w:val="20"/>
+          <w:u w:val="none"/>
+          <w:shd w:fill="auto" w:val="clear"/>
+          <w:vertAlign w:val="baseline"/>
+        </w:rPr>
+        <w:t>n</w:t>
+      </w:r>
+      <w:r>
+        <w:rPr>
+          <w:rFonts w:eastAsia="Arial" w:cs="Arial"/>
+          <w:b/>
+          <w:bCs/>
+          <w:i w:val="false"/>
+          <w:iCs w:val="false"/>
+          <w:caps w:val="false"/>
+          <w:smallCaps w:val="false"/>
+          <w:strike w:val="false"/>
+          <w:dstrike w:val="false"/>
+          <w:color w:val="000000"/>
+          <w:position w:val="0"/>
+          <w:sz w:val="20"/>
+          <w:szCs w:val="20"/>
+          <w:u w:val="none"/>
+          <w:shd w:fill="auto" w:val="clear"/>
+          <w:vertAlign w:val="baseline"/>
+        </w:rPr>
+        <w:t>v</w:t>
+      </w:r>
+      <w:r>
+        <w:rPr>
+          <w:rFonts w:eastAsia="Arial" w:cs="Arial"/>
+          <w:b/>
+          <w:bCs/>
+          <w:i w:val="false"/>
+          <w:iCs w:val="false"/>
+          <w:caps w:val="false"/>
+          <w:smallCaps w:val="false"/>
+          <w:strike w:val="false"/>
+          <w:dstrike w:val="false"/>
+          <w:color w:val="000000"/>
+          <w:position w:val="0"/>
+          <w:sz w:val="20"/>
+          <w:szCs w:val="20"/>
+          <w:u w:val="none"/>
+          <w:shd w:fill="auto" w:val="clear"/>
+          <w:vertAlign w:val="baseline"/>
+        </w:rPr>
+        <w:t>e</w:t>
+      </w:r>
+      <w:r>
+        <w:rPr>
+          <w:rFonts w:eastAsia="Arial" w:cs="Arial"/>
+          <w:b/>
+          <w:bCs/>
+          <w:i w:val="false"/>
+          <w:iCs w:val="false"/>
+          <w:caps w:val="false"/>
+          <w:smallCaps w:val="false"/>
+          <w:strike w:val="false"/>
+          <w:dstrike w:val="false"/>
+          <w:color w:val="000000"/>
+          <w:position w:val="0"/>
+          <w:sz w:val="20"/>
+          <w:szCs w:val="20"/>
+          <w:u w:val="none"/>
+          <w:shd w:fill="auto" w:val="clear"/>
+          <w:vertAlign w:val="baseline"/>
+        </w:rPr>
+        <w:t>r</w:t>
+      </w:r>
+      <w:r>
+        <w:rPr>
+          <w:rFonts w:eastAsia="Arial" w:cs="Arial"/>
+          <w:b/>
+          <w:bCs/>
+          <w:i w:val="false"/>
+          <w:iCs w:val="false"/>
+          <w:caps w:val="false"/>
+          <w:smallCaps w:val="false"/>
+          <w:strike w:val="false"/>
+          <w:dstrike w:val="false"/>
+          <w:color w:val="000000"/>
+          <w:position w:val="0"/>
+          <w:sz w:val="20"/>
+          <w:szCs w:val="20"/>
+          <w:u w:val="none"/>
+          <w:shd w:fill="auto" w:val="clear"/>
+          <w:vertAlign w:val="baseline"/>
+        </w:rPr>
+        <w:t>s</w:t>
+      </w:r>
+      <w:r>
+        <w:rPr>
+          <w:rFonts w:eastAsia="Arial" w:cs="Arial"/>
+          <w:b/>
+          <w:bCs/>
+          <w:i w:val="false"/>
+          <w:iCs w:val="false"/>
+          <w:caps w:val="false"/>
+          <w:smallCaps w:val="false"/>
+          <w:strike w:val="false"/>
+          <w:dstrike w:val="false"/>
+          <w:color w:val="000000"/>
+          <w:position w:val="0"/>
+          <w:sz w:val="20"/>
+          <w:szCs w:val="20"/>
+          <w:u w:val="none"/>
+          <w:shd w:fill="auto" w:val="clear"/>
+          <w:vertAlign w:val="baseline"/>
+        </w:rPr>
+        <w:t>i</w:t>
+      </w:r>
+      <w:r>
+        <w:rPr>
+          <w:rFonts w:eastAsia="Arial" w:cs="Arial"/>
+          <w:b/>
+          <w:bCs/>
+          <w:i w:val="false"/>
+          <w:iCs w:val="false"/>
+          <w:caps w:val="false"/>
+          <w:smallCaps w:val="false"/>
+          <w:strike w:val="false"/>
+          <w:dstrike w:val="false"/>
+          <w:color w:val="000000"/>
+          <w:position w:val="0"/>
+          <w:sz w:val="20"/>
+          <w:szCs w:val="20"/>
+          <w:u w:val="none"/>
+          <w:shd w:fill="auto" w:val="clear"/>
+          <w:vertAlign w:val="baseline"/>
+        </w:rPr>
+        <w:t>o</w:t>
+      </w:r>
+      <w:r>
+        <w:rPr>
+          <w:rFonts w:eastAsia="Arial" w:cs="Arial"/>
+          <w:b/>
+          <w:bCs/>
+          <w:i w:val="false"/>
+          <w:iCs w:val="false"/>
+          <w:caps w:val="false"/>
+          <w:smallCaps w:val="false"/>
+          <w:strike w:val="false"/>
+          <w:dstrike w:val="false"/>
+          <w:color w:val="000000"/>
+          <w:position w:val="0"/>
+          <w:sz w:val="20"/>
+          <w:szCs w:val="20"/>
+          <w:u w:val="none"/>
+          <w:shd w:fill="auto" w:val="clear"/>
+          <w:vertAlign w:val="baseline"/>
+        </w:rPr>
+        <w:t>n</w:t>
+      </w:r>
+      <w:r>
+        <w:rPr>
+          <w:rFonts w:eastAsia="Arial" w:cs="Arial"/>
+          <w:b/>
+          <w:bCs/>
+          <w:i w:val="false"/>
+          <w:iCs w:val="false"/>
+          <w:caps w:val="false"/>
+          <w:smallCaps w:val="false"/>
+          <w:strike w:val="false"/>
+          <w:dstrike w:val="false"/>
+          <w:color w:val="000000"/>
+          <w:position w:val="0"/>
+          <w:sz w:val="20"/>
+          <w:szCs w:val="20"/>
+          <w:u w:val="none"/>
+          <w:shd w:fill="auto" w:val="clear"/>
+          <w:vertAlign w:val="baseline"/>
+        </w:rPr>
+        <w:t>i</w:t>
+      </w:r>
+      <w:r>
+        <w:rPr>
+          <w:rFonts w:eastAsia="Arial" w:cs="Arial"/>
+          <w:b/>
+          <w:bCs/>
+          <w:i w:val="false"/>
+          <w:iCs w:val="false"/>
+          <w:caps w:val="false"/>
+          <w:smallCaps w:val="false"/>
+          <w:strike w:val="false"/>
+          <w:dstrike w:val="false"/>
+          <w:color w:val="000000"/>
+          <w:position w:val="0"/>
+          <w:sz w:val="20"/>
+          <w:szCs w:val="20"/>
+          <w:u w:val="none"/>
+          <w:shd w:fill="auto" w:val="clear"/>
+          <w:vertAlign w:val="baseline"/>
+        </w:rPr>
+        <w:t>s</w:t>
+      </w:r>
+      <w:r>
+        <w:rPr>
+          <w:rFonts w:eastAsia="Arial" w:cs="Arial"/>
+          <w:b/>
+          <w:bCs/>
+          <w:i w:val="false"/>
+          <w:iCs w:val="false"/>
+          <w:caps w:val="false"/>
+          <w:smallCaps w:val="false"/>
+          <w:strike w:val="false"/>
+          <w:dstrike w:val="false"/>
+          <w:color w:val="000000"/>
+          <w:position w:val="0"/>
+          <w:sz w:val="20"/>
+          <w:szCs w:val="20"/>
+          <w:u w:val="none"/>
+          <w:shd w:fill="auto" w:val="clear"/>
+          <w:vertAlign w:val="baseline"/>
+        </w:rPr>
+        <w:t>t</w:t>
+      </w:r>
+      <w:r>
+        <w:rPr>
+          <w:rFonts w:eastAsia="Arial" w:cs="Arial"/>
+          <w:b/>
+          <w:bCs/>
+          <w:i w:val="false"/>
+          <w:iCs w:val="false"/>
+          <w:caps w:val="false"/>
+          <w:smallCaps w:val="false"/>
+          <w:strike w:val="false"/>
+          <w:dstrike w:val="false"/>
+          <w:color w:val="000000"/>
+          <w:position w:val="0"/>
+          <w:sz w:val="20"/>
+          <w:szCs w:val="20"/>
+          <w:u w:val="none"/>
+          <w:shd w:fill="auto" w:val="clear"/>
+          <w:vertAlign w:val="baseline"/>
+        </w:rPr>
+        <w:t>a</w:t>
+      </w:r>
+      <w:r>
+        <w:rPr>
+          <w:rFonts w:eastAsia="Arial" w:cs="Arial"/>
+          <w:b/>
+          <w:bCs/>
+          <w:i w:val="false"/>
+          <w:iCs w:val="false"/>
+          <w:caps w:val="false"/>
+          <w:smallCaps w:val="false"/>
+          <w:strike w:val="false"/>
+          <w:dstrike w:val="false"/>
+          <w:color w:val="000000"/>
+          <w:position w:val="0"/>
+          <w:sz w:val="20"/>
+          <w:szCs w:val="20"/>
+          <w:u w:val="none"/>
+          <w:shd w:fill="auto" w:val="clear"/>
+          <w:vertAlign w:val="baseline"/>
+        </w:rPr>
+        <w:t>}</w:t>
+      </w:r>
+      <w:r>
+        <w:rPr>
+          <w:rFonts w:eastAsia="Arial" w:cs="Arial"/>
+          <w:b/>
+          <w:bCs/>
+          <w:i w:val="false"/>
+          <w:iCs w:val="false"/>
+          <w:caps w:val="false"/>
+          <w:smallCaps w:val="false"/>
+          <w:strike w:val="false"/>
+          <w:dstrike w:val="false"/>
+          <w:color w:val="000000"/>
+          <w:position w:val="0"/>
+          <w:sz w:val="20"/>
+          <w:szCs w:val="20"/>
+          <w:u w:val="none"/>
+          <w:shd w:fill="auto" w:val="clear"/>
+          <w:vertAlign w:val="baseline"/>
+        </w:rPr>
+        <w:t>,</w:t>
+      </w:r>
+      <w:r>
+        <w:rPr>
+          <w:rFonts w:eastAsia="Arial" w:cs="Arial"/>
+          <w:b w:val="false"/>
+          <w:bCs w:val="false"/>
+          <w:i w:val="false"/>
+          <w:iCs w:val="false"/>
+          <w:caps w:val="false"/>
+          <w:smallCaps w:val="false"/>
+          <w:strike w:val="false"/>
+          <w:dstrike w:val="false"/>
+          <w:color w:val="000000"/>
+          <w:position w:val="0"/>
+          <w:sz w:val="20"/>
+          <w:szCs w:val="20"/>
+          <w:u w:val="none"/>
+          <w:shd w:fill="auto" w:val="clear"/>
+          <w:vertAlign w:val="baseline"/>
+        </w:rPr>
+        <w:t xml:space="preserve"> calidad que acredito con el Acta Notarial que contiene mi nombramiento, autorizada en esta ciudad el día </w:t>
+      </w:r>
+      <w:r>
+        <w:rPr>
+          <w:rFonts w:eastAsia="Arial" w:cs="Arial"/>
+          <w:b w:val="false"/>
+          <w:bCs w:val="false"/>
+          <w:i w:val="false"/>
+          <w:iCs w:val="false"/>
+          <w:caps w:val="false"/>
+          <w:smallCaps w:val="false"/>
+          <w:strike w:val="false"/>
+          <w:dstrike w:val="false"/>
+          <w:color w:val="000000"/>
+          <w:position w:val="0"/>
+          <w:sz w:val="20"/>
+          <w:szCs w:val="20"/>
+          <w:u w:val="none"/>
+          <w:shd w:fill="auto" w:val="clear"/>
+          <w:vertAlign w:val="baseline"/>
+        </w:rPr>
+        <w:t>{fechaAutorizacionActaNombramiento</w:t>
+      </w:r>
+      <w:r>
+        <w:rPr>
+          <w:rFonts w:eastAsia="Arial" w:cs="Arial"/>
+          <w:b w:val="false"/>
+          <w:bCs w:val="false"/>
+          <w:i w:val="false"/>
+          <w:iCs w:val="false"/>
+          <w:caps w:val="false"/>
+          <w:smallCaps w:val="false"/>
+          <w:strike w:val="false"/>
+          <w:dstrike w:val="false"/>
+          <w:color w:val="000000"/>
+          <w:position w:val="0"/>
+          <w:sz w:val="20"/>
+          <w:szCs w:val="20"/>
+          <w:u w:val="none"/>
+          <w:shd w:fill="auto" w:val="clear"/>
+          <w:vertAlign w:val="baseline"/>
+        </w:rPr>
+        <w:t>}</w:t>
+      </w:r>
+      <w:r>
+        <w:rPr>
+          <w:rFonts w:eastAsia="Arial" w:cs="Arial"/>
+          <w:b w:val="false"/>
+          <w:bCs w:val="false"/>
+          <w:i w:val="false"/>
+          <w:iCs w:val="false"/>
+          <w:caps w:val="false"/>
+          <w:smallCaps w:val="false"/>
+          <w:strike w:val="false"/>
+          <w:dstrike w:val="false"/>
+          <w:color w:val="000000"/>
+          <w:position w:val="0"/>
+          <w:sz w:val="20"/>
+          <w:szCs w:val="20"/>
+          <w:u w:val="none"/>
+          <w:shd w:fill="auto" w:val="clear"/>
+          <w:vertAlign w:val="baseline"/>
+        </w:rPr>
+        <w:t xml:space="preserve">, por el Notario </w:t>
+      </w:r>
+      <w:r>
+        <w:rPr>
+          <w:rFonts w:eastAsia="Arial" w:cs="Arial"/>
+          <w:b w:val="false"/>
+          <w:bCs w:val="false"/>
+          <w:i w:val="false"/>
+          <w:iCs w:val="false"/>
+          <w:caps w:val="false"/>
+          <w:smallCaps w:val="false"/>
+          <w:strike w:val="false"/>
+          <w:dstrike w:val="false"/>
+          <w:color w:val="000000"/>
+          <w:position w:val="0"/>
+          <w:sz w:val="20"/>
+          <w:szCs w:val="20"/>
+          <w:u w:val="none"/>
+          <w:shd w:fill="auto" w:val="clear"/>
+          <w:vertAlign w:val="baseline"/>
+        </w:rPr>
+        <w:t>{nombreNotarioActaNombramiento</w:t>
+      </w:r>
+      <w:r>
+        <w:rPr>
+          <w:rFonts w:eastAsia="Arial" w:cs="Arial"/>
+          <w:b w:val="false"/>
+          <w:bCs w:val="false"/>
+          <w:i w:val="false"/>
+          <w:iCs w:val="false"/>
+          <w:caps w:val="false"/>
+          <w:smallCaps w:val="false"/>
+          <w:strike w:val="false"/>
+          <w:dstrike w:val="false"/>
+          <w:color w:val="000000"/>
+          <w:position w:val="0"/>
+          <w:sz w:val="20"/>
+          <w:szCs w:val="20"/>
+          <w:u w:val="none"/>
+          <w:shd w:fill="auto" w:val="clear"/>
+          <w:vertAlign w:val="baseline"/>
+        </w:rPr>
+        <w:t>}</w:t>
+      </w:r>
+      <w:r>
+        <w:rPr>
+          <w:rFonts w:eastAsia="Arial" w:cs="Arial"/>
+          <w:b w:val="false"/>
+          <w:bCs w:val="false"/>
+          <w:i w:val="false"/>
+          <w:iCs w:val="false"/>
+          <w:caps w:val="false"/>
+          <w:smallCaps w:val="false"/>
+          <w:strike w:val="false"/>
+          <w:dstrike w:val="false"/>
+          <w:color w:val="000000"/>
+          <w:position w:val="0"/>
+          <w:sz w:val="20"/>
+          <w:szCs w:val="20"/>
+          <w:u w:val="none"/>
+          <w:shd w:fill="auto" w:val="clear"/>
+          <w:vertAlign w:val="baseline"/>
+        </w:rPr>
+        <w:t xml:space="preserve"> acta que se encuentra inscrita en el Registro Mercantil General de la República al número de Registro: </w:t>
+      </w:r>
+      <w:r>
+        <w:rPr>
+          <w:rFonts w:eastAsia="Arial" w:cs="Arial"/>
+          <w:b w:val="false"/>
+          <w:bCs w:val="false"/>
+          <w:i w:val="false"/>
+          <w:iCs w:val="false"/>
+          <w:caps w:val="false"/>
+          <w:smallCaps w:val="false"/>
+          <w:strike w:val="false"/>
+          <w:dstrike w:val="false"/>
+          <w:color w:val="000000"/>
+          <w:position w:val="0"/>
+          <w:sz w:val="20"/>
+          <w:szCs w:val="20"/>
+          <w:u w:val="none"/>
+          <w:shd w:fill="auto" w:val="clear"/>
+          <w:vertAlign w:val="baseline"/>
+        </w:rPr>
+        <w:t>{numeroRegistroSociedad</w:t>
+      </w:r>
+      <w:r>
+        <w:rPr>
+          <w:rFonts w:eastAsia="Arial" w:cs="Arial"/>
+          <w:b w:val="false"/>
+          <w:bCs w:val="false"/>
+          <w:i w:val="false"/>
+          <w:iCs w:val="false"/>
+          <w:caps w:val="false"/>
+          <w:smallCaps w:val="false"/>
+          <w:strike w:val="false"/>
+          <w:dstrike w:val="false"/>
+          <w:color w:val="000000"/>
+          <w:position w:val="0"/>
+          <w:sz w:val="20"/>
+          <w:szCs w:val="20"/>
+          <w:u w:val="none"/>
+          <w:shd w:fill="auto" w:val="clear"/>
+          <w:vertAlign w:val="baseline"/>
+        </w:rPr>
+        <w:t>}</w:t>
+      </w:r>
+      <w:r>
+        <w:rPr>
+          <w:rFonts w:eastAsia="Arial" w:cs="Arial"/>
+          <w:b w:val="false"/>
+          <w:bCs w:val="false"/>
+          <w:i w:val="false"/>
+          <w:iCs w:val="false"/>
+          <w:caps w:val="false"/>
+          <w:smallCaps w:val="false"/>
+          <w:strike w:val="false"/>
+          <w:dstrike w:val="false"/>
+          <w:color w:val="000000"/>
+          <w:position w:val="0"/>
+          <w:sz w:val="20"/>
+          <w:szCs w:val="20"/>
+          <w:u w:val="none"/>
+          <w:shd w:fill="auto" w:val="clear"/>
+          <w:vertAlign w:val="baseline"/>
+        </w:rPr>
+        <w:t xml:space="preserve"> Folio: </w:t>
+      </w:r>
+      <w:r>
+        <w:rPr>
+          <w:rFonts w:eastAsia="Arial" w:cs="Arial"/>
+          <w:b w:val="false"/>
+          <w:bCs w:val="false"/>
+          <w:i w:val="false"/>
+          <w:iCs w:val="false"/>
+          <w:caps w:val="false"/>
+          <w:smallCaps w:val="false"/>
+          <w:strike w:val="false"/>
+          <w:dstrike w:val="false"/>
+          <w:color w:val="000000"/>
+          <w:position w:val="0"/>
+          <w:sz w:val="20"/>
+          <w:szCs w:val="20"/>
+          <w:u w:val="none"/>
+          <w:shd w:fill="auto" w:val="clear"/>
+          <w:vertAlign w:val="baseline"/>
+        </w:rPr>
+        <w:t>{folioRegistroSociedad</w:t>
+      </w:r>
+      <w:r>
+        <w:rPr>
+          <w:rFonts w:eastAsia="Arial" w:cs="Arial"/>
+          <w:b w:val="false"/>
+          <w:bCs w:val="false"/>
+          <w:i w:val="false"/>
+          <w:iCs w:val="false"/>
+          <w:caps w:val="false"/>
+          <w:smallCaps w:val="false"/>
+          <w:strike w:val="false"/>
+          <w:dstrike w:val="false"/>
+          <w:color w:val="000000"/>
+          <w:position w:val="0"/>
+          <w:sz w:val="20"/>
+          <w:szCs w:val="20"/>
+          <w:u w:val="none"/>
+          <w:shd w:fill="auto" w:val="clear"/>
+          <w:vertAlign w:val="baseline"/>
+        </w:rPr>
+        <w:t>}</w:t>
+      </w:r>
+      <w:r>
+        <w:rPr>
+          <w:rFonts w:eastAsia="Arial" w:cs="Arial"/>
+          <w:b w:val="false"/>
+          <w:bCs w:val="false"/>
+          <w:i w:val="false"/>
+          <w:iCs w:val="false"/>
+          <w:caps w:val="false"/>
+          <w:smallCaps w:val="false"/>
+          <w:strike w:val="false"/>
+          <w:dstrike w:val="false"/>
+          <w:color w:val="000000"/>
+          <w:position w:val="0"/>
+          <w:sz w:val="20"/>
+          <w:szCs w:val="20"/>
+          <w:u w:val="none"/>
+          <w:shd w:fill="auto" w:val="clear"/>
+          <w:vertAlign w:val="baseline"/>
+        </w:rPr>
+        <w:t xml:space="preserve">; Libro: </w:t>
+      </w:r>
+      <w:r>
+        <w:rPr>
+          <w:rFonts w:eastAsia="Arial" w:cs="Arial"/>
+          <w:b w:val="false"/>
+          <w:bCs w:val="false"/>
+          <w:i w:val="false"/>
+          <w:iCs w:val="false"/>
+          <w:caps w:val="false"/>
+          <w:smallCaps w:val="false"/>
+          <w:strike w:val="false"/>
+          <w:dstrike w:val="false"/>
+          <w:color w:val="000000"/>
+          <w:position w:val="0"/>
+          <w:sz w:val="20"/>
+          <w:szCs w:val="20"/>
+          <w:u w:val="none"/>
+          <w:shd w:fill="auto" w:val="clear"/>
+          <w:vertAlign w:val="baseline"/>
+        </w:rPr>
+        <w:t>{libroRegistroSociedad</w:t>
+      </w:r>
+      <w:r>
+        <w:rPr>
+          <w:rFonts w:eastAsia="Arial" w:cs="Arial"/>
+          <w:b w:val="false"/>
+          <w:bCs w:val="false"/>
+          <w:i w:val="false"/>
+          <w:iCs w:val="false"/>
+          <w:caps w:val="false"/>
+          <w:smallCaps w:val="false"/>
+          <w:strike w:val="false"/>
+          <w:dstrike w:val="false"/>
+          <w:color w:val="000000"/>
+          <w:position w:val="0"/>
+          <w:sz w:val="20"/>
+          <w:szCs w:val="20"/>
+          <w:u w:val="none"/>
+          <w:shd w:fill="auto" w:val="clear"/>
+          <w:vertAlign w:val="baseline"/>
+        </w:rPr>
+        <w:t>}</w:t>
+      </w:r>
+      <w:r>
+        <w:rPr>
+          <w:rFonts w:eastAsia="Arial" w:cs="Arial"/>
+          <w:b w:val="false"/>
+          <w:bCs w:val="false"/>
+          <w:i w:val="false"/>
+          <w:iCs w:val="false"/>
+          <w:caps w:val="false"/>
+          <w:smallCaps w:val="false"/>
+          <w:strike w:val="false"/>
+          <w:dstrike w:val="false"/>
+          <w:color w:val="000000"/>
+          <w:position w:val="0"/>
+          <w:sz w:val="20"/>
+          <w:szCs w:val="20"/>
+          <w:u w:val="none"/>
+          <w:shd w:fill="auto" w:val="clear"/>
+          <w:vertAlign w:val="baseline"/>
+        </w:rPr>
+        <w:t xml:space="preserve">  de Auxiliares de Comercio (en adelante la "Cesionaria").</w:t>
       </w:r>
     </w:p>
     <w:p>
@@ -2812,9 +3770,9 @@
                           <a:avLst/>
                           <a:gdLst>
                             <a:gd name="textAreaLeft" fmla="*/ 0 w 720"/>
-                            <a:gd name="textAreaRight" fmla="*/ 4680 w 720"/>
+                            <a:gd name="textAreaRight" fmla="*/ 6840 w 720"/>
                             <a:gd name="textAreaTop" fmla="*/ 0 h 7200"/>
-                            <a:gd name="textAreaBottom" fmla="*/ 9000 h 7200"/>
+                            <a:gd name="textAreaBottom" fmla="*/ 9360 h 7200"/>
                           </a:gdLst>
                           <a:ahLst/>
                           <a:cxnLst/>
@@ -3703,8 +4661,8 @@
     <w:qFormat/>
     <w:rPr/>
   </w:style>
-  <w:style w:type="character" w:styleId="Bolos">
-    <w:name w:val="Bolos"/>
+  <w:style w:type="character" w:styleId="Bolosuser">
+    <w:name w:val="Bolos (user)"/>
     <w:qFormat/>
     <w:rPr>
       <w:rFonts w:ascii="OpenSymbol" w:hAnsi="OpenSymbol" w:eastAsia="OpenSymbol" w:cs="OpenSymbol"/>
@@ -3874,8 +4832,8 @@
       <w:szCs w:val="48"/>
     </w:rPr>
   </w:style>
-  <w:style w:type="numbering" w:styleId="Ningunalista" w:default="1">
-    <w:name w:val="Ninguna lista"/>
+  <w:style w:type="numbering" w:styleId="Ningunalistauser" w:default="1">
+    <w:name w:val="Ninguna lista (user)"/>
     <w:uiPriority w:val="99"/>
     <w:semiHidden/>
     <w:unhideWhenUsed/>
